--- a/dosyalar/gunluk-plan/arapca-6-sinif-gunluk-plan.docx
+++ b/dosyalar/gunluk-plan/arapca-6-sinif-gunluk-plan.docx
@@ -1739,7 +1739,7 @@
                 <w:szCs w:val="28"/>
                 <w:rtl/>
               </w:rPr>
-              <w:t xml:space="preserve">هَلْ تَذْهَبُ إِلَى الْمَكْتَبَةِ</w:t>
+              <w:t xml:space="preserve">هَلْ تَذْهَبُ إِلَى المَكْتَبَةِ</w:t>
             </w:r>
           </w:p>
           <w:p>
@@ -1771,7 +1771,7 @@
                 <w:szCs w:val="28"/>
                 <w:rtl/>
               </w:rPr>
-              <w:t xml:space="preserve">يَوْمَ الْاِثْنَيْنِ · فِي الصَّبَاحِ</w:t>
+              <w:t xml:space="preserve">يَوْمَ الاِثْنَيْنِ · فِي الصَّبَاحِ</w:t>
             </w:r>
           </w:p>
           <w:p>
@@ -1803,7 +1803,7 @@
                 <w:szCs w:val="28"/>
                 <w:rtl/>
               </w:rPr>
-              <w:t xml:space="preserve">فِي الْمَدْرَسَةِ صُفُوفٌ وَمَكْتَبَةٌ</w:t>
+              <w:t xml:space="preserve">فِي المَدْرَسَةِ صُفُوفٌ وَمَكْتَبَةٌ</w:t>
             </w:r>
           </w:p>
         </w:tc>
@@ -2090,7 +2090,7 @@
                 <w:szCs w:val="27"/>
                 <w:rtl/>
               </w:rPr>
-              <w:t xml:space="preserve">اَلرِّيَاضِيَّاتُ</w:t>
+              <w:t xml:space="preserve">اَلرِّيَاضِيَّاتُ</w:t>
             </w:r>
           </w:p>
         </w:tc>
@@ -2157,7 +2157,7 @@
                 <w:szCs w:val="27"/>
                 <w:rtl/>
               </w:rPr>
-              <w:t xml:space="preserve">صَفٌّ</w:t>
+              <w:t xml:space="preserve">صَفٌّ</w:t>
             </w:r>
           </w:p>
         </w:tc>
@@ -2219,7 +2219,7 @@
                 <w:szCs w:val="27"/>
                 <w:rtl/>
               </w:rPr>
-              <w:t xml:space="preserve">اَلْعُلُومُ</w:t>
+              <w:t xml:space="preserve">اَلعُلُومُ</w:t>
             </w:r>
           </w:p>
         </w:tc>
@@ -2348,7 +2348,7 @@
                 <w:szCs w:val="27"/>
                 <w:rtl/>
               </w:rPr>
-              <w:t xml:space="preserve">اَللُّغَةُ الْعَرَبِيَّةُ</w:t>
+              <w:t xml:space="preserve">اَللُّغَةُ العَرَبِيَّةُ</w:t>
             </w:r>
           </w:p>
         </w:tc>
@@ -2477,7 +2477,7 @@
                 <w:szCs w:val="27"/>
                 <w:rtl/>
               </w:rPr>
-              <w:t xml:space="preserve">اَلتَّارِيخُ</w:t>
+              <w:t xml:space="preserve">اَلتَّارِيخُ</w:t>
             </w:r>
           </w:p>
         </w:tc>
@@ -2606,7 +2606,7 @@
                 <w:szCs w:val="27"/>
                 <w:rtl/>
               </w:rPr>
-              <w:t xml:space="preserve">اَلْأَحَدُ</w:t>
+              <w:t xml:space="preserve">اَلأَحَدُ</w:t>
             </w:r>
           </w:p>
         </w:tc>
@@ -2735,7 +2735,7 @@
                 <w:szCs w:val="27"/>
                 <w:rtl/>
               </w:rPr>
-              <w:t xml:space="preserve">اَلْاِثْنَيْنِ</w:t>
+              <w:t xml:space="preserve">اَلاِثْنَيْنِ</w:t>
             </w:r>
           </w:p>
         </w:tc>
@@ -2864,7 +2864,7 @@
                 <w:szCs w:val="27"/>
                 <w:rtl/>
               </w:rPr>
-              <w:t xml:space="preserve">اَلْخَمِيسُ</w:t>
+              <w:t xml:space="preserve">اَلخَمِيسُ</w:t>
             </w:r>
           </w:p>
         </w:tc>
@@ -2993,7 +2993,7 @@
                 <w:szCs w:val="27"/>
                 <w:rtl/>
               </w:rPr>
-              <w:t xml:space="preserve">اَلسَّبْتُ</w:t>
+              <w:t xml:space="preserve">اَلسَّبْتُ</w:t>
             </w:r>
           </w:p>
         </w:tc>
@@ -3229,7 +3229,7 @@
                 <w:szCs w:val="28"/>
                 <w:rtl/>
               </w:rPr>
-              <w:t xml:space="preserve">هَذِهِ مَكْتَبَةُ الْمَدْرَسَةِ</w:t>
+              <w:t xml:space="preserve">هَذِهِ مَكْتَبَةُ المَدْرَسَةِ</w:t>
             </w:r>
           </w:p>
           <w:p>
@@ -3594,7 +3594,7 @@
                 <w:szCs w:val="29"/>
                 <w:rtl/>
               </w:rPr>
-              <w:t xml:space="preserve">فِي الْمَدْرَسَةِ صُفُوفٌ كَثِيرَةٌ وَمَكْتَبَةٌ وَمَلْعَبٌ وَمُخْتَبَرٌ.</w:t>
+              <w:t xml:space="preserve">فِي المَدْرَسَةِ صُفُوفٌ كَثِيرَةٌ وَمَكْتَبَةٌ وَمَلْعَبٌ وَمُخْتَبَرٌ.</w:t>
             </w:r>
           </w:p>
           <w:p>
@@ -3612,7 +3612,7 @@
                 <w:szCs w:val="29"/>
                 <w:rtl/>
               </w:rPr>
-              <w:t xml:space="preserve">أَذْهَبُ إِلَى الْمَدْرَسَةِ فِي الصَّبَاحِ مَعَ صَدِيقِي.</w:t>
+              <w:t xml:space="preserve">أَذْهَبُ إِلَى المَدْرَسَةِ فِي الصَّبَاحِ مَعَ صَدِيقِي.</w:t>
             </w:r>
           </w:p>
           <w:p>
@@ -3630,7 +3630,7 @@
                 <w:szCs w:val="29"/>
                 <w:rtl/>
               </w:rPr>
-              <w:t xml:space="preserve">أَدْرُسُ الرِّيَاضِيَّاتِ وَالْعُلُومَ وَاللُّغَةَ الْعَرَبِيَّةَ.</w:t>
+              <w:t xml:space="preserve">أَدْرُسُ الرِّيَاضِيَّاتِ وَالْعُلُومَ وَاللُّغَةَ العَرَبِيَّةَ.</w:t>
             </w:r>
           </w:p>
           <w:p>
@@ -3648,7 +3648,7 @@
                 <w:szCs w:val="29"/>
                 <w:rtl/>
               </w:rPr>
-              <w:t xml:space="preserve">يَوْمَ الْاِثْنَيْنِ أَذْهَبُ إِلَى الْمَكْتَبَةِ وَأَقْرَأُ الْكُتُبَ.</w:t>
+              <w:t xml:space="preserve">يَوْمَ الاِثْنَيْنِ أَذْهَبُ إِلَى المَكْتَبَةِ وَأَقْرَأُ الكُتُبَ.</w:t>
             </w:r>
           </w:p>
           <w:p>
@@ -3666,7 +3666,7 @@
                 <w:szCs w:val="29"/>
                 <w:rtl/>
               </w:rPr>
-              <w:t xml:space="preserve">أُحِبُّ مَدْرَسَتِي وَأُحِبُّ مُعَلِّمِي.</w:t>
+              <w:t xml:space="preserve">أُحِبُّ مَدْرَسَتِي وَأُحِبُّ مُعَلِّمِي.</w:t>
             </w:r>
           </w:p>
         </w:tc>
@@ -3795,7 +3795,7 @@
           <w:szCs w:val="28"/>
           <w:rtl/>
         </w:rPr>
-        <w:t xml:space="preserve">مَاذَا يَدْرُسُ الطَّالِبُ</w:t>
+        <w:t xml:space="preserve">مَاذَا يَدْرُسُ الطَّالِبُ</w:t>
       </w:r>
     </w:p>
     <w:p>
@@ -3827,7 +3827,7 @@
           <w:szCs w:val="28"/>
           <w:rtl/>
         </w:rPr>
-        <w:t xml:space="preserve">مَتَى يَذْهَبُ إِلَى الْمَكْتَبَةِ</w:t>
+        <w:t xml:space="preserve">مَتَى يَذْهَبُ إِلَى المَكْتَبَةِ</w:t>
       </w:r>
     </w:p>
     <w:p>
@@ -4324,7 +4324,7 @@
                 <w:szCs w:val="28"/>
                 <w:rtl/>
               </w:rPr>
-              <w:t xml:space="preserve">أَذْهَبُ إِلَى الْمَدْرَسَةِ يَوْمَ الْاِثْنَيْنِ</w:t>
+              <w:t xml:space="preserve">أَذْهَبُ إِلَى المَدْرَسَةِ يَوْمَ الاِثْنَيْنِ</w:t>
             </w:r>
           </w:p>
           <w:p>
@@ -5343,7 +5343,7 @@
                 <w:szCs w:val="28"/>
                 <w:rtl/>
               </w:rPr>
-              <w:t xml:space="preserve">اَلْمَكْتَبَةُ بِجَانِبِ الْإِدَارَةِ</w:t>
+              <w:t xml:space="preserve">اَلمَكْتَبَةُ بِجَانِبِ الإِدَارَةِ</w:t>
             </w:r>
           </w:p>
           <w:p>

--- a/dosyalar/gunluk-plan/arapca-6-sinif-gunluk-plan.docx
+++ b/dosyalar/gunluk-plan/arapca-6-sinif-gunluk-plan.docx
@@ -1699,7 +1699,7 @@
             </w:r>
             <w:r>
               <w:rPr>
-                <w:rFonts w:ascii="Markazi Text" w:cs="Markazi Text" w:eastAsia="Markazi Text" w:hAnsi="Markazi Text"/>
+                <w:rFonts w:ascii="Arakom" w:cs="Arakom" w:eastAsia="Arakom" w:hAnsi="Arakom"/>
                 <w:b w:val="false"/>
                 <w:bCs w:val="false"/>
                 <w:color w:val="111111"/>
@@ -1731,7 +1731,7 @@
             </w:r>
             <w:r>
               <w:rPr>
-                <w:rFonts w:ascii="Markazi Text" w:cs="Markazi Text" w:eastAsia="Markazi Text" w:hAnsi="Markazi Text"/>
+                <w:rFonts w:ascii="Arakom" w:cs="Arakom" w:eastAsia="Arakom" w:hAnsi="Arakom"/>
                 <w:b w:val="false"/>
                 <w:bCs w:val="false"/>
                 <w:color w:val="111111"/>
@@ -1763,7 +1763,7 @@
             </w:r>
             <w:r>
               <w:rPr>
-                <w:rFonts w:ascii="Markazi Text" w:cs="Markazi Text" w:eastAsia="Markazi Text" w:hAnsi="Markazi Text"/>
+                <w:rFonts w:ascii="Arakom" w:cs="Arakom" w:eastAsia="Arakom" w:hAnsi="Arakom"/>
                 <w:b w:val="false"/>
                 <w:bCs w:val="false"/>
                 <w:color w:val="111111"/>
@@ -1795,7 +1795,7 @@
             </w:r>
             <w:r>
               <w:rPr>
-                <w:rFonts w:ascii="Markazi Text" w:cs="Markazi Text" w:eastAsia="Markazi Text" w:hAnsi="Markazi Text"/>
+                <w:rFonts w:ascii="Arakom" w:cs="Arakom" w:eastAsia="Arakom" w:hAnsi="Arakom"/>
                 <w:b w:val="false"/>
                 <w:bCs w:val="false"/>
                 <w:color w:val="111111"/>
@@ -2020,7 +2020,7 @@
             </w:pPr>
             <w:r>
               <w:rPr>
-                <w:rFonts w:ascii="Markazi Text" w:cs="Markazi Text" w:eastAsia="Markazi Text" w:hAnsi="Markazi Text"/>
+                <w:rFonts w:ascii="Arakom" w:cs="Arakom" w:eastAsia="Arakom" w:hAnsi="Arakom"/>
                 <w:b w:val="false"/>
                 <w:bCs w:val="false"/>
                 <w:color w:val="111111"/>
@@ -2082,7 +2082,7 @@
             </w:pPr>
             <w:r>
               <w:rPr>
-                <w:rFonts w:ascii="Markazi Text" w:cs="Markazi Text" w:eastAsia="Markazi Text" w:hAnsi="Markazi Text"/>
+                <w:rFonts w:ascii="Arakom" w:cs="Arakom" w:eastAsia="Arakom" w:hAnsi="Arakom"/>
                 <w:b w:val="false"/>
                 <w:bCs w:val="false"/>
                 <w:color w:val="111111"/>
@@ -2149,7 +2149,7 @@
             </w:pPr>
             <w:r>
               <w:rPr>
-                <w:rFonts w:ascii="Markazi Text" w:cs="Markazi Text" w:eastAsia="Markazi Text" w:hAnsi="Markazi Text"/>
+                <w:rFonts w:ascii="Arakom" w:cs="Arakom" w:eastAsia="Arakom" w:hAnsi="Arakom"/>
                 <w:b w:val="false"/>
                 <w:bCs w:val="false"/>
                 <w:color w:val="111111"/>
@@ -2211,7 +2211,7 @@
             </w:pPr>
             <w:r>
               <w:rPr>
-                <w:rFonts w:ascii="Markazi Text" w:cs="Markazi Text" w:eastAsia="Markazi Text" w:hAnsi="Markazi Text"/>
+                <w:rFonts w:ascii="Arakom" w:cs="Arakom" w:eastAsia="Arakom" w:hAnsi="Arakom"/>
                 <w:b w:val="false"/>
                 <w:bCs w:val="false"/>
                 <w:color w:val="111111"/>
@@ -2278,7 +2278,7 @@
             </w:pPr>
             <w:r>
               <w:rPr>
-                <w:rFonts w:ascii="Markazi Text" w:cs="Markazi Text" w:eastAsia="Markazi Text" w:hAnsi="Markazi Text"/>
+                <w:rFonts w:ascii="Arakom" w:cs="Arakom" w:eastAsia="Arakom" w:hAnsi="Arakom"/>
                 <w:b w:val="false"/>
                 <w:bCs w:val="false"/>
                 <w:color w:val="111111"/>
@@ -2340,7 +2340,7 @@
             </w:pPr>
             <w:r>
               <w:rPr>
-                <w:rFonts w:ascii="Markazi Text" w:cs="Markazi Text" w:eastAsia="Markazi Text" w:hAnsi="Markazi Text"/>
+                <w:rFonts w:ascii="Arakom" w:cs="Arakom" w:eastAsia="Arakom" w:hAnsi="Arakom"/>
                 <w:b w:val="false"/>
                 <w:bCs w:val="false"/>
                 <w:color w:val="111111"/>
@@ -2407,7 +2407,7 @@
             </w:pPr>
             <w:r>
               <w:rPr>
-                <w:rFonts w:ascii="Markazi Text" w:cs="Markazi Text" w:eastAsia="Markazi Text" w:hAnsi="Markazi Text"/>
+                <w:rFonts w:ascii="Arakom" w:cs="Arakom" w:eastAsia="Arakom" w:hAnsi="Arakom"/>
                 <w:b w:val="false"/>
                 <w:bCs w:val="false"/>
                 <w:color w:val="111111"/>
@@ -2469,7 +2469,7 @@
             </w:pPr>
             <w:r>
               <w:rPr>
-                <w:rFonts w:ascii="Markazi Text" w:cs="Markazi Text" w:eastAsia="Markazi Text" w:hAnsi="Markazi Text"/>
+                <w:rFonts w:ascii="Arakom" w:cs="Arakom" w:eastAsia="Arakom" w:hAnsi="Arakom"/>
                 <w:b w:val="false"/>
                 <w:bCs w:val="false"/>
                 <w:color w:val="111111"/>
@@ -2536,7 +2536,7 @@
             </w:pPr>
             <w:r>
               <w:rPr>
-                <w:rFonts w:ascii="Markazi Text" w:cs="Markazi Text" w:eastAsia="Markazi Text" w:hAnsi="Markazi Text"/>
+                <w:rFonts w:ascii="Arakom" w:cs="Arakom" w:eastAsia="Arakom" w:hAnsi="Arakom"/>
                 <w:b w:val="false"/>
                 <w:bCs w:val="false"/>
                 <w:color w:val="111111"/>
@@ -2598,7 +2598,7 @@
             </w:pPr>
             <w:r>
               <w:rPr>
-                <w:rFonts w:ascii="Markazi Text" w:cs="Markazi Text" w:eastAsia="Markazi Text" w:hAnsi="Markazi Text"/>
+                <w:rFonts w:ascii="Arakom" w:cs="Arakom" w:eastAsia="Arakom" w:hAnsi="Arakom"/>
                 <w:b w:val="false"/>
                 <w:bCs w:val="false"/>
                 <w:color w:val="111111"/>
@@ -2665,7 +2665,7 @@
             </w:pPr>
             <w:r>
               <w:rPr>
-                <w:rFonts w:ascii="Markazi Text" w:cs="Markazi Text" w:eastAsia="Markazi Text" w:hAnsi="Markazi Text"/>
+                <w:rFonts w:ascii="Arakom" w:cs="Arakom" w:eastAsia="Arakom" w:hAnsi="Arakom"/>
                 <w:b w:val="false"/>
                 <w:bCs w:val="false"/>
                 <w:color w:val="111111"/>
@@ -2727,7 +2727,7 @@
             </w:pPr>
             <w:r>
               <w:rPr>
-                <w:rFonts w:ascii="Markazi Text" w:cs="Markazi Text" w:eastAsia="Markazi Text" w:hAnsi="Markazi Text"/>
+                <w:rFonts w:ascii="Arakom" w:cs="Arakom" w:eastAsia="Arakom" w:hAnsi="Arakom"/>
                 <w:b w:val="false"/>
                 <w:bCs w:val="false"/>
                 <w:color w:val="111111"/>
@@ -2794,7 +2794,7 @@
             </w:pPr>
             <w:r>
               <w:rPr>
-                <w:rFonts w:ascii="Markazi Text" w:cs="Markazi Text" w:eastAsia="Markazi Text" w:hAnsi="Markazi Text"/>
+                <w:rFonts w:ascii="Arakom" w:cs="Arakom" w:eastAsia="Arakom" w:hAnsi="Arakom"/>
                 <w:b w:val="false"/>
                 <w:bCs w:val="false"/>
                 <w:color w:val="111111"/>
@@ -2856,7 +2856,7 @@
             </w:pPr>
             <w:r>
               <w:rPr>
-                <w:rFonts w:ascii="Markazi Text" w:cs="Markazi Text" w:eastAsia="Markazi Text" w:hAnsi="Markazi Text"/>
+                <w:rFonts w:ascii="Arakom" w:cs="Arakom" w:eastAsia="Arakom" w:hAnsi="Arakom"/>
                 <w:b w:val="false"/>
                 <w:bCs w:val="false"/>
                 <w:color w:val="111111"/>
@@ -2923,7 +2923,7 @@
             </w:pPr>
             <w:r>
               <w:rPr>
-                <w:rFonts w:ascii="Markazi Text" w:cs="Markazi Text" w:eastAsia="Markazi Text" w:hAnsi="Markazi Text"/>
+                <w:rFonts w:ascii="Arakom" w:cs="Arakom" w:eastAsia="Arakom" w:hAnsi="Arakom"/>
                 <w:b w:val="false"/>
                 <w:bCs w:val="false"/>
                 <w:color w:val="111111"/>
@@ -2985,7 +2985,7 @@
             </w:pPr>
             <w:r>
               <w:rPr>
-                <w:rFonts w:ascii="Markazi Text" w:cs="Markazi Text" w:eastAsia="Markazi Text" w:hAnsi="Markazi Text"/>
+                <w:rFonts w:ascii="Arakom" w:cs="Arakom" w:eastAsia="Arakom" w:hAnsi="Arakom"/>
                 <w:b w:val="false"/>
                 <w:bCs w:val="false"/>
                 <w:color w:val="111111"/>
@@ -3221,7 +3221,7 @@
             </w:r>
             <w:r>
               <w:rPr>
-                <w:rFonts w:ascii="Markazi Text" w:cs="Markazi Text" w:eastAsia="Markazi Text" w:hAnsi="Markazi Text"/>
+                <w:rFonts w:ascii="Arakom" w:cs="Arakom" w:eastAsia="Arakom" w:hAnsi="Arakom"/>
                 <w:b w:val="false"/>
                 <w:bCs w:val="false"/>
                 <w:color w:val="111111"/>
@@ -3425,7 +3425,7 @@
             </w:r>
             <w:r>
               <w:rPr>
-                <w:rFonts w:ascii="Markazi Text" w:cs="Markazi Text" w:eastAsia="Markazi Text" w:hAnsi="Markazi Text"/>
+                <w:rFonts w:ascii="Arakom" w:cs="Arakom" w:eastAsia="Arakom" w:hAnsi="Arakom"/>
                 <w:b w:val="false"/>
                 <w:bCs w:val="false"/>
                 <w:color w:val="111111"/>
@@ -3550,7 +3550,7 @@
             </w:pPr>
             <w:r>
               <w:rPr>
-                <w:rFonts w:ascii="Markazi Text" w:cs="Markazi Text" w:eastAsia="Markazi Text" w:hAnsi="Markazi Text"/>
+                <w:rFonts w:ascii="Arakom" w:cs="Arakom" w:eastAsia="Arakom" w:hAnsi="Arakom"/>
                 <w:b/>
                 <w:bCs/>
                 <w:color w:val="111111"/>
@@ -3568,7 +3568,7 @@
             </w:pPr>
             <w:r>
               <w:rPr>
-                <w:rFonts w:ascii="Markazi Text" w:cs="Markazi Text" w:eastAsia="Markazi Text" w:hAnsi="Markazi Text"/>
+                <w:rFonts w:ascii="Arakom" w:cs="Arakom" w:eastAsia="Arakom" w:hAnsi="Arakom"/>
                 <w:b w:val="false"/>
                 <w:bCs w:val="false"/>
                 <w:color w:val="111111"/>
@@ -3586,7 +3586,7 @@
             </w:pPr>
             <w:r>
               <w:rPr>
-                <w:rFonts w:ascii="Markazi Text" w:cs="Markazi Text" w:eastAsia="Markazi Text" w:hAnsi="Markazi Text"/>
+                <w:rFonts w:ascii="Arakom" w:cs="Arakom" w:eastAsia="Arakom" w:hAnsi="Arakom"/>
                 <w:b w:val="false"/>
                 <w:bCs w:val="false"/>
                 <w:color w:val="111111"/>
@@ -3604,7 +3604,7 @@
             </w:pPr>
             <w:r>
               <w:rPr>
-                <w:rFonts w:ascii="Markazi Text" w:cs="Markazi Text" w:eastAsia="Markazi Text" w:hAnsi="Markazi Text"/>
+                <w:rFonts w:ascii="Arakom" w:cs="Arakom" w:eastAsia="Arakom" w:hAnsi="Arakom"/>
                 <w:b w:val="false"/>
                 <w:bCs w:val="false"/>
                 <w:color w:val="111111"/>
@@ -3622,7 +3622,7 @@
             </w:pPr>
             <w:r>
               <w:rPr>
-                <w:rFonts w:ascii="Markazi Text" w:cs="Markazi Text" w:eastAsia="Markazi Text" w:hAnsi="Markazi Text"/>
+                <w:rFonts w:ascii="Arakom" w:cs="Arakom" w:eastAsia="Arakom" w:hAnsi="Arakom"/>
                 <w:b w:val="false"/>
                 <w:bCs w:val="false"/>
                 <w:color w:val="111111"/>
@@ -3640,7 +3640,7 @@
             </w:pPr>
             <w:r>
               <w:rPr>
-                <w:rFonts w:ascii="Markazi Text" w:cs="Markazi Text" w:eastAsia="Markazi Text" w:hAnsi="Markazi Text"/>
+                <w:rFonts w:ascii="Arakom" w:cs="Arakom" w:eastAsia="Arakom" w:hAnsi="Arakom"/>
                 <w:b w:val="false"/>
                 <w:bCs w:val="false"/>
                 <w:color w:val="111111"/>
@@ -3658,7 +3658,7 @@
             </w:pPr>
             <w:r>
               <w:rPr>
-                <w:rFonts w:ascii="Markazi Text" w:cs="Markazi Text" w:eastAsia="Markazi Text" w:hAnsi="Markazi Text"/>
+                <w:rFonts w:ascii="Arakom" w:cs="Arakom" w:eastAsia="Arakom" w:hAnsi="Arakom"/>
                 <w:b w:val="false"/>
                 <w:bCs w:val="false"/>
                 <w:color w:val="111111"/>
@@ -3787,7 +3787,7 @@
       </w:r>
       <w:r>
         <w:rPr>
-          <w:rFonts w:ascii="Markazi Text" w:cs="Markazi Text" w:eastAsia="Markazi Text" w:hAnsi="Markazi Text"/>
+          <w:rFonts w:ascii="Arakom" w:cs="Arakom" w:eastAsia="Arakom" w:hAnsi="Arakom"/>
           <w:b w:val="false"/>
           <w:bCs w:val="false"/>
           <w:color w:val="111111"/>
@@ -3819,7 +3819,7 @@
       </w:r>
       <w:r>
         <w:rPr>
-          <w:rFonts w:ascii="Markazi Text" w:cs="Markazi Text" w:eastAsia="Markazi Text" w:hAnsi="Markazi Text"/>
+          <w:rFonts w:ascii="Arakom" w:cs="Arakom" w:eastAsia="Arakom" w:hAnsi="Arakom"/>
           <w:b w:val="false"/>
           <w:bCs w:val="false"/>
           <w:color w:val="111111"/>
@@ -3945,7 +3945,7 @@
       </w:r>
       <w:r>
         <w:rPr>
-          <w:rFonts w:ascii="Markazi Text" w:cs="Markazi Text" w:eastAsia="Markazi Text" w:hAnsi="Markazi Text"/>
+          <w:rFonts w:ascii="Arakom" w:cs="Arakom" w:eastAsia="Arakom" w:hAnsi="Arakom"/>
           <w:b w:val="false"/>
           <w:bCs w:val="false"/>
           <w:color w:val="111111"/>
@@ -4128,7 +4128,7 @@
       </w:r>
       <w:r>
         <w:rPr>
-          <w:rFonts w:ascii="Markazi Text" w:cs="Markazi Text" w:eastAsia="Markazi Text" w:hAnsi="Markazi Text"/>
+          <w:rFonts w:ascii="Arakom" w:cs="Arakom" w:eastAsia="Arakom" w:hAnsi="Arakom"/>
           <w:b w:val="false"/>
           <w:bCs w:val="false"/>
           <w:color w:val="111111"/>
@@ -4316,7 +4316,7 @@
             </w:r>
             <w:r>
               <w:rPr>
-                <w:rFonts w:ascii="Markazi Text" w:cs="Markazi Text" w:eastAsia="Markazi Text" w:hAnsi="Markazi Text"/>
+                <w:rFonts w:ascii="Arakom" w:cs="Arakom" w:eastAsia="Arakom" w:hAnsi="Arakom"/>
                 <w:b w:val="false"/>
                 <w:bCs w:val="false"/>
                 <w:color w:val="111111"/>
@@ -5335,7 +5335,7 @@
             </w:r>
             <w:r>
               <w:rPr>
-                <w:rFonts w:ascii="Markazi Text" w:cs="Markazi Text" w:eastAsia="Markazi Text" w:hAnsi="Markazi Text"/>
+                <w:rFonts w:ascii="Arakom" w:cs="Arakom" w:eastAsia="Arakom" w:hAnsi="Arakom"/>
                 <w:b w:val="false"/>
                 <w:bCs w:val="false"/>
                 <w:color w:val="111111"/>
